--- a/名前・命令語リスト.docx
+++ b/名前・命令語リスト.docx
@@ -235,15 +235,15 @@
     <w:p>
       <w:pPr>
         <w:rPr>
-          <w:rFonts w:ascii="ＭＳ Ｐゴシック" w:eastAsia="ＭＳ Ｐゴシック" w:hAnsi="ＭＳ Ｐゴシック" w:hint="eastAsia"/>
-          <w:sz w:val="22"/>
-        </w:rPr>
-      </w:pPr>
-    </w:p>
-    <w:p>
-      <w:pPr>
-        <w:rPr>
-          <w:rFonts w:ascii="ＭＳ Ｐゴシック" w:eastAsia="ＭＳ Ｐゴシック" w:hAnsi="ＭＳ Ｐゴシック" w:hint="eastAsia"/>
+          <w:rFonts w:ascii="ＭＳ Ｐゴシック" w:eastAsia="ＭＳ Ｐゴシック" w:hAnsi="ＭＳ Ｐゴシック"/>
+          <w:sz w:val="22"/>
+        </w:rPr>
+      </w:pPr>
+    </w:p>
+    <w:p>
+      <w:pPr>
+        <w:rPr>
+          <w:rFonts w:ascii="ＭＳ Ｐゴシック" w:eastAsia="ＭＳ Ｐゴシック" w:hAnsi="ＭＳ Ｐゴシック"/>
           <w:sz w:val="22"/>
         </w:rPr>
       </w:pPr>
@@ -258,7 +258,7 @@
     <w:p>
       <w:pPr>
         <w:rPr>
-          <w:rFonts w:ascii="ＭＳ Ｐゴシック" w:eastAsia="ＭＳ Ｐゴシック" w:hAnsi="ＭＳ Ｐゴシック" w:hint="eastAsia"/>
+          <w:rFonts w:ascii="ＭＳ Ｐゴシック" w:eastAsia="ＭＳ Ｐゴシック" w:hAnsi="ＭＳ Ｐゴシック"/>
           <w:b/>
           <w:sz w:val="22"/>
         </w:rPr>
@@ -331,7 +331,7 @@
     <w:p>
       <w:pPr>
         <w:rPr>
-          <w:rFonts w:ascii="ＭＳ Ｐゴシック" w:eastAsia="ＭＳ Ｐゴシック" w:hAnsi="ＭＳ Ｐゴシック" w:hint="eastAsia"/>
+          <w:rFonts w:ascii="ＭＳ Ｐゴシック" w:eastAsia="ＭＳ Ｐゴシック" w:hAnsi="ＭＳ Ｐゴシック"/>
           <w:b/>
           <w:color w:val="0070C0"/>
           <w:sz w:val="22"/>
@@ -431,28 +431,7 @@
           <w:rFonts w:ascii="ＭＳ Ｐゴシック" w:eastAsia="ＭＳ Ｐゴシック" w:hAnsi="ＭＳ Ｐゴシック"/>
           <w:b/>
         </w:rPr>
-        <w:t>sleep</w:t>
-      </w:r>
-      <w:r>
-        <w:rPr>
-          <w:rFonts w:ascii="ＭＳ Ｐゴシック" w:eastAsia="ＭＳ Ｐゴシック" w:hAnsi="ＭＳ Ｐゴシック"/>
-          <w:b/>
-        </w:rPr>
-        <w:t xml:space="preserve">,   </w:t>
-      </w:r>
-      <w:r>
-        <w:rPr>
-          <w:rFonts w:ascii="ＭＳ Ｐゴシック" w:eastAsia="ＭＳ Ｐゴシック" w:hAnsi="ＭＳ Ｐゴシック"/>
-          <w:b/>
-        </w:rPr>
-        <w:t>go to sleep</w:t>
-      </w:r>
-      <w:r>
-        <w:rPr>
-          <w:rFonts w:ascii="ＭＳ Ｐゴシック" w:eastAsia="ＭＳ Ｐゴシック" w:hAnsi="ＭＳ Ｐゴシック"/>
-          <w:b/>
-        </w:rPr>
-        <w:t>,   lie down</w:t>
+        <w:t>sleep,   go to sleep,   lie down</w:t>
       </w:r>
       <w:r>
         <w:rPr>
@@ -487,7 +466,7 @@
     <w:p>
       <w:pPr>
         <w:rPr>
-          <w:rFonts w:ascii="ＭＳ Ｐゴシック" w:eastAsia="ＭＳ Ｐゴシック" w:hAnsi="ＭＳ Ｐゴシック" w:hint="eastAsia"/>
+          <w:rFonts w:ascii="ＭＳ Ｐゴシック" w:eastAsia="ＭＳ Ｐゴシック" w:hAnsi="ＭＳ Ｐゴシック"/>
           <w:b/>
         </w:rPr>
       </w:pPr>
@@ -510,21 +489,7 @@
           <w:rFonts w:ascii="ＭＳ Ｐゴシック" w:eastAsia="ＭＳ Ｐゴシック" w:hAnsi="ＭＳ Ｐゴシック"/>
           <w:b/>
         </w:rPr>
-        <w:t xml:space="preserve">play,  </w:t>
-      </w:r>
-      <w:r>
-        <w:rPr>
-          <w:rFonts w:ascii="ＭＳ Ｐゴシック" w:eastAsia="ＭＳ Ｐゴシック" w:hAnsi="ＭＳ Ｐゴシック"/>
-          <w:b/>
-        </w:rPr>
-        <w:t>let's play</w:t>
-      </w:r>
-      <w:r>
-        <w:rPr>
-          <w:rFonts w:ascii="ＭＳ Ｐゴシック" w:eastAsia="ＭＳ Ｐゴシック" w:hAnsi="ＭＳ Ｐゴシック"/>
-          <w:b/>
-        </w:rPr>
-        <w:t>,  come here</w:t>
+        <w:t>play,  let's play,  come here</w:t>
       </w:r>
       <w:r>
         <w:rPr>
@@ -562,7 +527,6 @@
         <w:rPr>
           <w:rFonts w:ascii="ＭＳ Ｐゴシック" w:eastAsia="ＭＳ Ｐゴシック" w:hAnsi="ＭＳ Ｐゴシック"/>
           <w:b/>
-          <w:color w:val="0070C0"/>
         </w:rPr>
       </w:pPr>
       <w:r>
@@ -584,28 +548,7 @@
           <w:rFonts w:ascii="ＭＳ Ｐゴシック" w:eastAsia="ＭＳ Ｐゴシック" w:hAnsi="ＭＳ Ｐゴシック"/>
           <w:b/>
         </w:rPr>
-        <w:t>good boy</w:t>
-      </w:r>
-      <w:r>
-        <w:rPr>
-          <w:rFonts w:ascii="ＭＳ Ｐゴシック" w:eastAsia="ＭＳ Ｐゴシック" w:hAnsi="ＭＳ Ｐゴシック"/>
-          <w:b/>
-        </w:rPr>
-        <w:t xml:space="preserve">,   </w:t>
-      </w:r>
-      <w:r>
-        <w:rPr>
-          <w:rFonts w:ascii="ＭＳ Ｐゴシック" w:eastAsia="ＭＳ Ｐゴシック" w:hAnsi="ＭＳ Ｐゴシック"/>
-          <w:b/>
-        </w:rPr>
-        <w:t>good girl</w:t>
-      </w:r>
-      <w:r>
-        <w:rPr>
-          <w:rFonts w:ascii="ＭＳ Ｐゴシック" w:eastAsia="ＭＳ Ｐゴシック" w:hAnsi="ＭＳ Ｐゴシック"/>
-          <w:b/>
-        </w:rPr>
-        <w:t xml:space="preserve">, </w:t>
+        <w:t xml:space="preserve">good boy,   good girl, </w:t>
       </w:r>
       <w:r>
         <w:rPr>
@@ -644,6 +587,44 @@
       </w:r>
       <w:r>
         <w:rPr>
+          <w:rFonts w:ascii="ＭＳ Ｐゴシック" w:eastAsia="ＭＳ Ｐゴシック" w:hAnsi="ＭＳ Ｐゴシック" w:hint="eastAsia"/>
+          <w:b/>
+        </w:rPr>
+        <w:t>;</w:t>
+      </w:r>
+      <w:r>
+        <w:rPr>
+          <w:rFonts w:ascii="ＭＳ Ｐゴシック" w:eastAsia="ＭＳ Ｐゴシック" w:hAnsi="ＭＳ Ｐゴシック"/>
+          <w:b/>
+        </w:rPr>
+        <w:t xml:space="preserve"> </w:t>
+      </w:r>
+      <w:r>
+        <w:rPr>
+          <w:rFonts w:ascii="ＭＳ Ｐゴシック" w:eastAsia="ＭＳ Ｐゴシック" w:hAnsi="ＭＳ Ｐゴシック"/>
+          <w:b/>
+        </w:rPr>
+        <w:t>[name]</w:t>
+      </w:r>
+      <w:r>
+        <w:rPr>
+          <w:rFonts w:ascii="ＭＳ Ｐゴシック" w:eastAsia="ＭＳ Ｐゴシック" w:hAnsi="ＭＳ Ｐゴシック"/>
+          <w:b/>
+        </w:rPr>
+        <w:t xml:space="preserve">   </w:t>
+      </w:r>
+    </w:p>
+    <w:p>
+      <w:pPr>
+        <w:ind w:firstLineChars="900" w:firstLine="2168"/>
+        <w:rPr>
+          <w:rFonts w:ascii="ＭＳ Ｐゴシック" w:eastAsia="ＭＳ Ｐゴシック" w:hAnsi="ＭＳ Ｐゴシック"/>
+          <w:color w:val="0070C0"/>
+          <w:sz w:val="22"/>
+        </w:rPr>
+      </w:pPr>
+      <w:r>
+        <w:rPr>
           <w:rFonts w:ascii="ＭＳ Ｐゴシック" w:eastAsia="ＭＳ Ｐゴシック" w:hAnsi="ＭＳ Ｐゴシック"/>
           <w:b/>
           <w:color w:val="0070C0"/>
@@ -663,7 +644,7 @@
           <w:b/>
           <w:color w:val="0070C0"/>
         </w:rPr>
-        <w:t xml:space="preserve">　おりこう　　</w:t>
+        <w:t xml:space="preserve">　おりこう　</w:t>
       </w:r>
       <w:r>
         <w:rPr>
@@ -674,34 +655,93 @@
       </w:r>
       <w:r>
         <w:rPr>
-          <w:rFonts w:ascii="ＭＳ Ｐゴシック" w:eastAsia="ＭＳ Ｐゴシック" w:hAnsi="ＭＳ Ｐゴシック"/>
-          <w:b/>
-          <w:color w:val="0070C0"/>
-        </w:rPr>
-        <w:t xml:space="preserve">　よし</w:t>
-      </w:r>
-    </w:p>
-    <w:p>
-      <w:pPr>
-        <w:rPr>
-          <w:rFonts w:ascii="ＭＳ Ｐゴシック" w:eastAsia="ＭＳ Ｐゴシック" w:hAnsi="ＭＳ Ｐゴシック" w:hint="eastAsia"/>
-          <w:color w:val="0070C0"/>
-          <w:sz w:val="22"/>
-        </w:rPr>
-      </w:pPr>
-      <w:r>
-        <w:rPr>
-          <w:rFonts w:ascii="ＭＳ Ｐゴシック" w:eastAsia="ＭＳ Ｐゴシック" w:hAnsi="ＭＳ Ｐゴシック"/>
-          <w:color w:val="0070C0"/>
-          <w:sz w:val="22"/>
-        </w:rPr>
-        <w:t xml:space="preserve">　　　　　　　　　　　　　　　　　　　　　　　　　　　　　　　　カワイカワイ</w:t>
-      </w:r>
-    </w:p>
-    <w:p>
-      <w:pPr>
-        <w:rPr>
-          <w:rFonts w:ascii="ＭＳ Ｐゴシック" w:eastAsia="ＭＳ Ｐゴシック" w:hAnsi="ＭＳ Ｐゴシック" w:hint="eastAsia"/>
+          <w:rFonts w:ascii="ＭＳ Ｐゴシック" w:eastAsia="ＭＳ Ｐゴシック" w:hAnsi="ＭＳ Ｐゴシック" w:hint="eastAsia"/>
+          <w:color w:val="0070C0"/>
+        </w:rPr>
+        <w:t xml:space="preserve"> </w:t>
+      </w:r>
+      <w:r>
+        <w:rPr>
+          <w:rFonts w:ascii="ＭＳ Ｐゴシック" w:eastAsia="ＭＳ Ｐゴシック" w:hAnsi="ＭＳ Ｐゴシック"/>
+          <w:color w:val="0070C0"/>
+        </w:rPr>
+        <w:t xml:space="preserve"> </w:t>
+      </w:r>
+      <w:r>
+        <w:rPr>
+          <w:rFonts w:ascii="ＭＳ Ｐゴシック" w:eastAsia="ＭＳ Ｐゴシック" w:hAnsi="ＭＳ Ｐゴシック"/>
+          <w:b/>
+          <w:color w:val="0070C0"/>
+        </w:rPr>
+        <w:t>よし</w:t>
+      </w:r>
+      <w:r>
+        <w:rPr>
+          <w:rFonts w:ascii="ＭＳ Ｐゴシック" w:eastAsia="ＭＳ Ｐゴシック" w:hAnsi="ＭＳ Ｐゴシック" w:hint="eastAsia"/>
+          <w:b/>
+          <w:color w:val="0070C0"/>
+        </w:rPr>
+        <w:t xml:space="preserve"> </w:t>
+      </w:r>
+      <w:r>
+        <w:rPr>
+          <w:rFonts w:ascii="ＭＳ Ｐゴシック" w:eastAsia="ＭＳ Ｐゴシック" w:hAnsi="ＭＳ Ｐゴシック"/>
+          <w:color w:val="0070C0"/>
+          <w:sz w:val="22"/>
+        </w:rPr>
+        <w:t xml:space="preserve">　カワイカワイ</w:t>
+      </w:r>
+      <w:r>
+        <w:rPr>
+          <w:rFonts w:ascii="ＭＳ Ｐゴシック" w:eastAsia="ＭＳ Ｐゴシック" w:hAnsi="ＭＳ Ｐゴシック"/>
+          <w:b/>
+          <w:color w:val="0070C0"/>
+          <w:sz w:val="22"/>
+        </w:rPr>
+        <w:t xml:space="preserve">　</w:t>
+      </w:r>
+      <w:r>
+        <w:rPr>
+          <w:rFonts w:ascii="ＭＳ Ｐゴシック" w:eastAsia="ＭＳ Ｐゴシック" w:hAnsi="ＭＳ Ｐゴシック" w:hint="eastAsia"/>
+          <w:b/>
+          <w:color w:val="0070C0"/>
+          <w:sz w:val="22"/>
+        </w:rPr>
+        <w:t>;</w:t>
+      </w:r>
+      <w:r>
+        <w:rPr>
+          <w:rFonts w:ascii="ＭＳ Ｐゴシック" w:eastAsia="ＭＳ Ｐゴシック" w:hAnsi="ＭＳ Ｐゴシック"/>
+          <w:b/>
+          <w:color w:val="0070C0"/>
+          <w:sz w:val="22"/>
+        </w:rPr>
+        <w:t xml:space="preserve">　</w:t>
+      </w:r>
+      <w:r>
+        <w:rPr>
+          <w:rFonts w:ascii="ＭＳ Ｐゴシック" w:eastAsia="ＭＳ Ｐゴシック" w:hAnsi="ＭＳ Ｐゴシック" w:hint="eastAsia"/>
+          <w:b/>
+          <w:color w:val="0070C0"/>
+          <w:sz w:val="22"/>
+        </w:rPr>
+        <w:t>[ペット名]</w:t>
+      </w:r>
+    </w:p>
+    <w:p>
+      <w:pPr>
+        <w:ind w:firstLineChars="900" w:firstLine="1980"/>
+        <w:rPr>
+          <w:rFonts w:ascii="ＭＳ Ｐゴシック" w:eastAsia="ＭＳ Ｐゴシック" w:hAnsi="ＭＳ Ｐゴシック"/>
+          <w:color w:val="0070C0"/>
+          <w:sz w:val="22"/>
+        </w:rPr>
+      </w:pPr>
+    </w:p>
+    <w:p>
+      <w:pPr>
+        <w:rPr>
+          <w:rFonts w:ascii="ＭＳ Ｐゴシック" w:eastAsia="ＭＳ Ｐゴシック" w:hAnsi="ＭＳ Ｐゴシック"/>
           <w:b/>
         </w:rPr>
       </w:pPr>
@@ -756,553 +796,545 @@
         </w:rPr>
         <w:t>伏せ</w:t>
       </w:r>
-    </w:p>
-    <w:p>
-      <w:pPr>
-        <w:rPr>
-          <w:rFonts w:ascii="ＭＳ Ｐゴシック" w:eastAsia="ＭＳ Ｐゴシック" w:hAnsi="ＭＳ Ｐゴシック"/>
-          <w:sz w:val="22"/>
-        </w:rPr>
-      </w:pPr>
-    </w:p>
-    <w:p>
-      <w:pPr>
-        <w:rPr>
-          <w:rFonts w:ascii="ＭＳ Ｐゴシック" w:eastAsia="ＭＳ Ｐゴシック" w:hAnsi="ＭＳ Ｐゴシック"/>
-        </w:rPr>
-      </w:pPr>
-      <w:r>
-        <w:rPr>
-          <w:rFonts w:ascii="ＭＳ Ｐゴシック" w:eastAsia="ＭＳ Ｐゴシック" w:hAnsi="ＭＳ Ｐゴシック"/>
-          <w:sz w:val="22"/>
-        </w:rPr>
-        <w:t>ｐ4：</w:t>
-      </w:r>
-      <w:r>
-        <w:rPr>
-          <w:rFonts w:ascii="ＭＳ Ｐゴシック" w:eastAsia="ＭＳ Ｐゴシック" w:hAnsi="ＭＳ Ｐゴシック" w:hint="eastAsia"/>
-          <w:sz w:val="22"/>
-        </w:rPr>
-        <w:t xml:space="preserve"> </w:t>
-      </w:r>
-      <w:r>
-        <w:rPr>
-          <w:rFonts w:ascii="ＭＳ Ｐゴシック" w:eastAsia="ＭＳ Ｐゴシック" w:hAnsi="ＭＳ Ｐゴシック"/>
-          <w:b/>
-        </w:rPr>
-        <w:t>paw,  shake,  hand</w:t>
-      </w:r>
-      <w:r>
-        <w:rPr>
-          <w:rFonts w:ascii="ＭＳ Ｐゴシック" w:eastAsia="ＭＳ Ｐゴシック" w:hAnsi="ＭＳ Ｐゴシック"/>
-          <w:b/>
-        </w:rPr>
-        <w:t xml:space="preserve">　　　</w:t>
-      </w:r>
-      <w:r>
-        <w:rPr>
-          <w:rFonts w:ascii="ＭＳ Ｐゴシック" w:eastAsia="ＭＳ Ｐゴシック" w:hAnsi="ＭＳ Ｐゴシック"/>
-          <w:b/>
-          <w:color w:val="0070C0"/>
-        </w:rPr>
-        <w:t>お手</w:t>
-      </w:r>
-    </w:p>
-    <w:p>
-      <w:pPr>
-        <w:rPr>
-          <w:rFonts w:ascii="ＭＳ Ｐゴシック" w:eastAsia="ＭＳ Ｐゴシック" w:hAnsi="ＭＳ Ｐゴシック"/>
-          <w:sz w:val="22"/>
-        </w:rPr>
-      </w:pPr>
-    </w:p>
-    <w:p>
-      <w:pPr>
-        <w:rPr>
-          <w:rFonts w:ascii="ＭＳ Ｐゴシック" w:eastAsia="ＭＳ Ｐゴシック" w:hAnsi="ＭＳ Ｐゴシック"/>
-          <w:b/>
-          <w:color w:val="0070C0"/>
-        </w:rPr>
-      </w:pPr>
-      <w:r>
-        <w:rPr>
-          <w:rFonts w:ascii="ＭＳ Ｐゴシック" w:eastAsia="ＭＳ Ｐゴシック" w:hAnsi="ＭＳ Ｐゴシック"/>
-          <w:sz w:val="22"/>
-        </w:rPr>
-        <w:t>ｐ5：</w:t>
-      </w:r>
-      <w:r>
-        <w:rPr>
-          <w:rFonts w:ascii="ＭＳ Ｐゴシック" w:eastAsia="ＭＳ Ｐゴシック" w:hAnsi="ＭＳ Ｐゴシック" w:hint="eastAsia"/>
-          <w:sz w:val="22"/>
-        </w:rPr>
-        <w:t xml:space="preserve"> </w:t>
-      </w:r>
-      <w:r>
-        <w:rPr>
-          <w:rFonts w:ascii="ＭＳ Ｐゴシック" w:eastAsia="ＭＳ Ｐゴシック" w:hAnsi="ＭＳ Ｐゴシック"/>
-          <w:b/>
-        </w:rPr>
-        <w:t>meal,  food,  hungry,  eat</w:t>
-      </w:r>
-      <w:r>
-        <w:rPr>
-          <w:rFonts w:ascii="ＭＳ Ｐゴシック" w:eastAsia="ＭＳ Ｐゴシック" w:hAnsi="ＭＳ Ｐゴシック"/>
-          <w:b/>
-        </w:rPr>
-        <w:t xml:space="preserve">　　　</w:t>
-      </w:r>
-      <w:r>
-        <w:rPr>
-          <w:rFonts w:ascii="ＭＳ Ｐゴシック" w:eastAsia="ＭＳ Ｐゴシック" w:hAnsi="ＭＳ Ｐゴシック"/>
-          <w:b/>
-          <w:color w:val="0070C0"/>
-        </w:rPr>
-        <w:t xml:space="preserve">ごはん　　おいしい　　</w:t>
-      </w:r>
-      <w:r>
-        <w:rPr>
-          <w:rFonts w:ascii="ＭＳ Ｐゴシック" w:eastAsia="ＭＳ Ｐゴシック" w:hAnsi="ＭＳ Ｐゴシック"/>
-          <w:color w:val="0070C0"/>
-        </w:rPr>
-        <w:t>おやつ</w:t>
-      </w:r>
-    </w:p>
-    <w:p>
-      <w:pPr>
-        <w:rPr>
-          <w:rFonts w:ascii="ＭＳ Ｐゴシック" w:eastAsia="ＭＳ Ｐゴシック" w:hAnsi="ＭＳ Ｐゴシック"/>
-          <w:color w:val="0070C0"/>
-          <w:sz w:val="22"/>
-        </w:rPr>
-      </w:pPr>
-    </w:p>
-    <w:p>
-      <w:pPr>
-        <w:rPr>
-          <w:rFonts w:ascii="ＭＳ Ｐゴシック" w:eastAsia="ＭＳ Ｐゴシック" w:hAnsi="ＭＳ Ｐゴシック"/>
-          <w:b/>
-        </w:rPr>
-      </w:pPr>
-      <w:r>
-        <w:rPr>
-          <w:rFonts w:ascii="ＭＳ Ｐゴシック" w:eastAsia="ＭＳ Ｐゴシック" w:hAnsi="ＭＳ Ｐゴシック"/>
-          <w:sz w:val="22"/>
-        </w:rPr>
-        <w:t>ｐ6：</w:t>
-      </w:r>
-      <w:r>
-        <w:rPr>
-          <w:rFonts w:ascii="ＭＳ Ｐゴシック" w:eastAsia="ＭＳ Ｐゴシック" w:hAnsi="ＭＳ Ｐゴシック" w:hint="eastAsia"/>
-          <w:sz w:val="22"/>
-        </w:rPr>
-        <w:t xml:space="preserve"> </w:t>
-      </w:r>
-      <w:r>
-        <w:rPr>
-          <w:rFonts w:ascii="ＭＳ Ｐゴシック" w:eastAsia="ＭＳ Ｐゴシック" w:hAnsi="ＭＳ Ｐゴシック"/>
-          <w:b/>
-        </w:rPr>
-        <w:t>water,  drink,  thirsty</w:t>
-      </w:r>
-      <w:r>
-        <w:rPr>
-          <w:rFonts w:ascii="ＭＳ Ｐゴシック" w:eastAsia="ＭＳ Ｐゴシック" w:hAnsi="ＭＳ Ｐゴシック"/>
-          <w:b/>
-        </w:rPr>
-        <w:t xml:space="preserve">　　　　</w:t>
-      </w:r>
-      <w:r>
-        <w:rPr>
-          <w:rFonts w:ascii="ＭＳ Ｐゴシック" w:eastAsia="ＭＳ Ｐゴシック" w:hAnsi="ＭＳ Ｐゴシック"/>
-          <w:b/>
-          <w:color w:val="0070C0"/>
-        </w:rPr>
-        <w:t xml:space="preserve">　お水　　　</w:t>
-      </w:r>
-      <w:r>
-        <w:rPr>
-          <w:rFonts w:ascii="ＭＳ Ｐゴシック" w:eastAsia="ＭＳ Ｐゴシック" w:hAnsi="ＭＳ Ｐゴシック"/>
-          <w:color w:val="0070C0"/>
-        </w:rPr>
-        <w:t xml:space="preserve">水　</w:t>
-      </w:r>
-      <w:r>
-        <w:rPr>
-          <w:rFonts w:ascii="ＭＳ Ｐゴシック" w:eastAsia="ＭＳ Ｐゴシック" w:hAnsi="ＭＳ Ｐゴシック"/>
-          <w:b/>
-          <w:color w:val="0070C0"/>
-        </w:rPr>
-        <w:t xml:space="preserve">　</w:t>
-      </w:r>
-      <w:r>
-        <w:rPr>
-          <w:rFonts w:ascii="ＭＳ Ｐゴシック" w:eastAsia="ＭＳ Ｐゴシック" w:hAnsi="ＭＳ Ｐゴシック"/>
-          <w:b/>
-        </w:rPr>
-        <w:t xml:space="preserve">　</w:t>
-      </w:r>
-    </w:p>
-    <w:p>
-      <w:pPr>
-        <w:rPr>
-          <w:rFonts w:ascii="ＭＳ Ｐゴシック" w:eastAsia="ＭＳ Ｐゴシック" w:hAnsi="ＭＳ Ｐゴシック"/>
-          <w:sz w:val="22"/>
-        </w:rPr>
-      </w:pPr>
-    </w:p>
-    <w:p>
-      <w:pPr>
-        <w:rPr>
-          <w:rFonts w:ascii="ＭＳ Ｐゴシック" w:eastAsia="ＭＳ Ｐゴシック" w:hAnsi="ＭＳ Ｐゴシック"/>
-        </w:rPr>
-      </w:pPr>
-      <w:r>
-        <w:rPr>
-          <w:rFonts w:ascii="ＭＳ Ｐゴシック" w:eastAsia="ＭＳ Ｐゴシック" w:hAnsi="ＭＳ Ｐゴシック"/>
-          <w:sz w:val="22"/>
-        </w:rPr>
-        <w:t>ｐ7：</w:t>
-      </w:r>
-      <w:r>
-        <w:rPr>
-          <w:rFonts w:ascii="ＭＳ Ｐゴシック" w:eastAsia="ＭＳ Ｐゴシック" w:hAnsi="ＭＳ Ｐゴシック" w:hint="eastAsia"/>
-          <w:sz w:val="22"/>
-        </w:rPr>
-        <w:t xml:space="preserve"> </w:t>
-      </w:r>
-      <w:r>
-        <w:rPr>
-          <w:rFonts w:ascii="ＭＳ Ｐゴシック" w:eastAsia="ＭＳ Ｐゴシック" w:hAnsi="ＭＳ Ｐゴシック"/>
-          <w:b/>
-        </w:rPr>
-        <w:t>toilet,  bathroom,  pee,  poop</w:t>
-      </w:r>
-      <w:r>
-        <w:rPr>
-          <w:rFonts w:ascii="ＭＳ Ｐゴシック" w:eastAsia="ＭＳ Ｐゴシック" w:hAnsi="ＭＳ Ｐゴシック"/>
-          <w:b/>
-        </w:rPr>
-        <w:t xml:space="preserve">　　</w:t>
-      </w:r>
-      <w:r>
-        <w:rPr>
-          <w:rFonts w:ascii="ＭＳ Ｐゴシック" w:eastAsia="ＭＳ Ｐゴシック" w:hAnsi="ＭＳ Ｐゴシック"/>
-          <w:b/>
-          <w:color w:val="0070C0"/>
-        </w:rPr>
-        <w:t xml:space="preserve">　トイレ</w:t>
-      </w:r>
-      <w:r>
-        <w:rPr>
-          <w:rFonts w:ascii="ＭＳ Ｐゴシック" w:eastAsia="ＭＳ Ｐゴシック" w:hAnsi="ＭＳ Ｐゴシック"/>
-          <w:b/>
-          <w:color w:val="0070C0"/>
-        </w:rPr>
-        <w:t xml:space="preserve">　</w:t>
-      </w:r>
-      <w:r>
-        <w:rPr>
-          <w:rFonts w:ascii="ＭＳ Ｐゴシック" w:eastAsia="ＭＳ Ｐゴシック" w:hAnsi="ＭＳ Ｐゴシック"/>
-          <w:b/>
-          <w:color w:val="0070C0"/>
-        </w:rPr>
-        <w:t xml:space="preserve">　おしっこ</w:t>
-      </w:r>
-      <w:r>
-        <w:rPr>
-          <w:rFonts w:ascii="ＭＳ Ｐゴシック" w:eastAsia="ＭＳ Ｐゴシック" w:hAnsi="ＭＳ Ｐゴシック"/>
-          <w:color w:val="0070C0"/>
-        </w:rPr>
-        <w:t xml:space="preserve">　　</w:t>
-      </w:r>
-      <w:r>
-        <w:rPr>
-          <w:rFonts w:ascii="ＭＳ Ｐゴシック" w:eastAsia="ＭＳ Ｐゴシック" w:hAnsi="ＭＳ Ｐゴシック"/>
-          <w:color w:val="0070C0"/>
-        </w:rPr>
-        <w:t>シー</w:t>
-      </w:r>
-    </w:p>
-    <w:p>
-      <w:pPr>
-        <w:rPr>
-          <w:rFonts w:ascii="ＭＳ Ｐゴシック" w:eastAsia="ＭＳ Ｐゴシック" w:hAnsi="ＭＳ Ｐゴシック"/>
-          <w:sz w:val="22"/>
-        </w:rPr>
-      </w:pPr>
-    </w:p>
-    <w:p>
-      <w:pPr>
-        <w:rPr>
-          <w:rFonts w:ascii="ＭＳ Ｐゴシック" w:eastAsia="ＭＳ Ｐゴシック" w:hAnsi="ＭＳ Ｐゴシック"/>
-          <w:color w:val="0070C0"/>
-        </w:rPr>
-      </w:pPr>
-      <w:r>
-        <w:rPr>
-          <w:rFonts w:ascii="ＭＳ Ｐゴシック" w:eastAsia="ＭＳ Ｐゴシック" w:hAnsi="ＭＳ Ｐゴシック"/>
-          <w:sz w:val="22"/>
-        </w:rPr>
-        <w:t>ｐ8</w:t>
-      </w:r>
-      <w:r>
-        <w:rPr>
-          <w:rFonts w:ascii="ＭＳ Ｐゴシック" w:eastAsia="ＭＳ Ｐゴシック" w:hAnsi="ＭＳ Ｐゴシック"/>
-          <w:sz w:val="22"/>
-        </w:rPr>
-        <w:t>：</w:t>
-      </w:r>
-      <w:r>
-        <w:rPr>
-          <w:rFonts w:ascii="ＭＳ Ｐゴシック" w:eastAsia="ＭＳ Ｐゴシック" w:hAnsi="ＭＳ Ｐゴシック" w:hint="eastAsia"/>
-          <w:sz w:val="22"/>
-        </w:rPr>
-        <w:t xml:space="preserve"> </w:t>
-      </w:r>
-      <w:r>
-        <w:rPr>
-          <w:rFonts w:ascii="ＭＳ Ｐゴシック" w:eastAsia="ＭＳ Ｐゴシック" w:hAnsi="ＭＳ Ｐゴシック"/>
-          <w:b/>
-        </w:rPr>
-        <w:t>fetch,  bring it,  get the ball</w:t>
-      </w:r>
-      <w:r>
-        <w:rPr>
-          <w:rFonts w:ascii="ＭＳ Ｐゴシック" w:eastAsia="ＭＳ Ｐゴシック" w:hAnsi="ＭＳ Ｐゴシック"/>
-          <w:b/>
-        </w:rPr>
-        <w:t xml:space="preserve">　　</w:t>
-      </w:r>
-      <w:r>
-        <w:rPr>
-          <w:rFonts w:ascii="ＭＳ Ｐゴシック" w:eastAsia="ＭＳ Ｐゴシック" w:hAnsi="ＭＳ Ｐゴシック"/>
-          <w:b/>
-          <w:color w:val="0070C0"/>
-        </w:rPr>
-        <w:t>もってこい　　おいで</w:t>
-      </w:r>
-    </w:p>
-    <w:p>
-      <w:pPr>
-        <w:rPr>
-          <w:rFonts w:ascii="ＭＳ Ｐゴシック" w:eastAsia="ＭＳ Ｐゴシック" w:hAnsi="ＭＳ Ｐゴシック"/>
-          <w:color w:val="0070C0"/>
-          <w:sz w:val="22"/>
-        </w:rPr>
-      </w:pPr>
-    </w:p>
-    <w:p>
-      <w:pPr>
-        <w:rPr>
-          <w:rFonts w:ascii="ＭＳ Ｐゴシック" w:eastAsia="ＭＳ Ｐゴシック" w:hAnsi="ＭＳ Ｐゴシック"/>
-          <w:b/>
-          <w:color w:val="0070C0"/>
-        </w:rPr>
-      </w:pPr>
-      <w:r>
-        <w:rPr>
-          <w:rFonts w:ascii="ＭＳ Ｐゴシック" w:eastAsia="ＭＳ Ｐゴシック" w:hAnsi="ＭＳ Ｐゴシック"/>
-          <w:sz w:val="22"/>
-        </w:rPr>
-        <w:t>ｐ9：</w:t>
-      </w:r>
-      <w:r>
-        <w:rPr>
-          <w:rFonts w:ascii="ＭＳ Ｐゴシック" w:eastAsia="ＭＳ Ｐゴシック" w:hAnsi="ＭＳ Ｐゴシック" w:hint="eastAsia"/>
-          <w:sz w:val="22"/>
-        </w:rPr>
-        <w:t xml:space="preserve"> </w:t>
-      </w:r>
-      <w:r>
-        <w:rPr>
-          <w:rFonts w:ascii="ＭＳ Ｐゴシック" w:eastAsia="ＭＳ Ｐゴシック" w:hAnsi="ＭＳ Ｐゴシック"/>
-          <w:b/>
-        </w:rPr>
-        <w:t>house,  go home,  your house</w:t>
-      </w:r>
-      <w:r>
-        <w:rPr>
-          <w:rFonts w:ascii="ＭＳ Ｐゴシック" w:eastAsia="ＭＳ Ｐゴシック" w:hAnsi="ＭＳ Ｐゴシック"/>
-          <w:b/>
-        </w:rPr>
-        <w:t xml:space="preserve">　　</w:t>
-      </w:r>
-      <w:r>
-        <w:rPr>
-          <w:rFonts w:ascii="ＭＳ Ｐゴシック" w:eastAsia="ＭＳ Ｐゴシック" w:hAnsi="ＭＳ Ｐゴシック"/>
-          <w:b/>
-          <w:color w:val="0070C0"/>
-        </w:rPr>
-        <w:t xml:space="preserve">ハウス　　おうち　　</w:t>
-      </w:r>
-    </w:p>
-    <w:p>
-      <w:pPr>
-        <w:rPr>
-          <w:rFonts w:ascii="ＭＳ Ｐゴシック" w:eastAsia="ＭＳ Ｐゴシック" w:hAnsi="ＭＳ Ｐゴシック"/>
-          <w:color w:val="0070C0"/>
-          <w:sz w:val="22"/>
-        </w:rPr>
-      </w:pPr>
-    </w:p>
-    <w:p>
-      <w:pPr>
-        <w:rPr>
-          <w:rFonts w:ascii="ＭＳ Ｐゴシック" w:eastAsia="ＭＳ Ｐゴシック" w:hAnsi="ＭＳ Ｐゴシック"/>
-        </w:rPr>
-      </w:pPr>
-      <w:r>
-        <w:rPr>
-          <w:rFonts w:ascii="ＭＳ Ｐゴシック" w:eastAsia="ＭＳ Ｐゴシック" w:hAnsi="ＭＳ Ｐゴシック"/>
-          <w:sz w:val="22"/>
-        </w:rPr>
-        <w:t>ｐ10：</w:t>
-      </w:r>
-      <w:r>
-        <w:rPr>
-          <w:rFonts w:ascii="ＭＳ Ｐゴシック" w:eastAsia="ＭＳ Ｐゴシック" w:hAnsi="ＭＳ Ｐゴシック" w:hint="eastAsia"/>
-          <w:sz w:val="22"/>
-        </w:rPr>
-        <w:t xml:space="preserve"> </w:t>
-      </w:r>
-      <w:r>
-        <w:rPr>
-          <w:rFonts w:ascii="ＭＳ Ｐゴシック" w:eastAsia="ＭＳ Ｐゴシック" w:hAnsi="ＭＳ Ｐゴシック"/>
-          <w:b/>
-        </w:rPr>
-        <w:t>stand,  stand up</w:t>
-      </w:r>
-      <w:r>
-        <w:rPr>
-          <w:rFonts w:ascii="ＭＳ Ｐゴシック" w:eastAsia="ＭＳ Ｐゴシック" w:hAnsi="ＭＳ Ｐゴシック"/>
-          <w:b/>
-        </w:rPr>
-        <w:t xml:space="preserve">　　　　　</w:t>
-      </w:r>
-      <w:r>
-        <w:rPr>
-          <w:rFonts w:ascii="ＭＳ Ｐゴシック" w:eastAsia="ＭＳ Ｐゴシック" w:hAnsi="ＭＳ Ｐゴシック"/>
-          <w:b/>
-          <w:color w:val="0070C0"/>
-        </w:rPr>
-        <w:t xml:space="preserve">チン　　　</w:t>
-      </w:r>
-      <w:r>
-        <w:rPr>
-          <w:rFonts w:ascii="ＭＳ Ｐゴシック" w:eastAsia="ＭＳ Ｐゴシック" w:hAnsi="ＭＳ Ｐゴシック"/>
-          <w:color w:val="0070C0"/>
-        </w:rPr>
-        <w:t>たっち</w:t>
-      </w:r>
-      <w:r>
-        <w:rPr>
-          <w:rFonts w:ascii="ＭＳ Ｐゴシック" w:eastAsia="ＭＳ Ｐゴシック" w:hAnsi="ＭＳ Ｐゴシック"/>
-          <w:b/>
-          <w:color w:val="0070C0"/>
-        </w:rPr>
-        <w:t xml:space="preserve">　</w:t>
-      </w:r>
-      <w:r>
-        <w:rPr>
-          <w:rFonts w:ascii="ＭＳ Ｐゴシック" w:eastAsia="ＭＳ Ｐゴシック" w:hAnsi="ＭＳ Ｐゴシック"/>
-          <w:b/>
-        </w:rPr>
-        <w:t xml:space="preserve">　　</w:t>
-      </w:r>
-    </w:p>
-    <w:p>
-      <w:pPr>
-        <w:rPr>
-          <w:rFonts w:ascii="ＭＳ Ｐゴシック" w:eastAsia="ＭＳ Ｐゴシック" w:hAnsi="ＭＳ Ｐゴシック"/>
-          <w:sz w:val="22"/>
-        </w:rPr>
-      </w:pPr>
-    </w:p>
-    <w:p>
-      <w:pPr>
-        <w:rPr>
-          <w:rFonts w:ascii="ＭＳ Ｐゴシック" w:eastAsia="ＭＳ Ｐゴシック" w:hAnsi="ＭＳ Ｐゴシック" w:hint="eastAsia"/>
-          <w:color w:val="0070C0"/>
-        </w:rPr>
-      </w:pPr>
-      <w:r>
-        <w:rPr>
-          <w:rFonts w:ascii="ＭＳ Ｐゴシック" w:eastAsia="ＭＳ Ｐゴシック" w:hAnsi="ＭＳ Ｐゴシック"/>
-          <w:sz w:val="22"/>
-        </w:rPr>
-        <w:t>ｐ11：</w:t>
-      </w:r>
-      <w:r>
-        <w:rPr>
-          <w:rFonts w:ascii="ＭＳ Ｐゴシック" w:eastAsia="ＭＳ Ｐゴシック" w:hAnsi="ＭＳ Ｐゴシック" w:hint="eastAsia"/>
-          <w:sz w:val="22"/>
-        </w:rPr>
-        <w:t xml:space="preserve"> </w:t>
-      </w:r>
-      <w:r>
-        <w:rPr>
-          <w:rFonts w:ascii="ＭＳ Ｐゴシック" w:eastAsia="ＭＳ Ｐゴシック" w:hAnsi="ＭＳ Ｐゴシック"/>
-          <w:b/>
-        </w:rPr>
-        <w:t>bath,  groom,  brush</w:t>
-      </w:r>
-      <w:r>
-        <w:rPr>
-          <w:rFonts w:ascii="ＭＳ Ｐゴシック" w:eastAsia="ＭＳ Ｐゴシック" w:hAnsi="ＭＳ Ｐゴシック"/>
-          <w:b/>
-        </w:rPr>
-        <w:t xml:space="preserve">　　　</w:t>
-      </w:r>
-      <w:r>
-        <w:rPr>
-          <w:rFonts w:ascii="ＭＳ Ｐゴシック" w:eastAsia="ＭＳ Ｐゴシック" w:hAnsi="ＭＳ Ｐゴシック"/>
-          <w:b/>
-          <w:color w:val="0070C0"/>
-        </w:rPr>
-        <w:t xml:space="preserve">おふろ　　</w:t>
-      </w:r>
-      <w:r>
-        <w:rPr>
-          <w:rFonts w:ascii="ＭＳ Ｐゴシック" w:eastAsia="ＭＳ Ｐゴシック" w:hAnsi="ＭＳ Ｐゴシック"/>
-          <w:color w:val="0070C0"/>
-        </w:rPr>
-        <w:t>きれいきれい</w:t>
-      </w:r>
-      <w:r>
-        <w:rPr>
-          <w:rFonts w:ascii="ＭＳ Ｐゴシック" w:eastAsia="ＭＳ Ｐゴシック" w:hAnsi="ＭＳ Ｐゴシック"/>
-          <w:b/>
-          <w:color w:val="0070C0"/>
-        </w:rPr>
-        <w:t xml:space="preserve">　</w:t>
-      </w:r>
-    </w:p>
-    <w:p>
-      <w:pPr>
-        <w:rPr>
-          <w:rFonts w:ascii="ＭＳ Ｐゴシック" w:eastAsia="ＭＳ Ｐゴシック" w:hAnsi="ＭＳ Ｐゴシック"/>
-          <w:sz w:val="22"/>
-        </w:rPr>
-      </w:pPr>
-    </w:p>
-    <w:p>
-      <w:pPr>
-        <w:rPr>
-          <w:rFonts w:ascii="ＭＳ Ｐゴシック" w:eastAsia="ＭＳ Ｐゴシック" w:hAnsi="ＭＳ Ｐゴシック"/>
-          <w:sz w:val="22"/>
-        </w:rPr>
-      </w:pPr>
-    </w:p>
-    <w:p>
-      <w:pPr>
-        <w:rPr>
-          <w:rFonts w:ascii="ＭＳ Ｐゴシック" w:eastAsia="ＭＳ Ｐゴシック" w:hAnsi="ＭＳ Ｐゴシック" w:hint="eastAsia"/>
-          <w:sz w:val="22"/>
-        </w:rPr>
-      </w:pPr>
       <w:bookmarkStart w:id="0" w:name="_GoBack"/>
       <w:bookmarkEnd w:id="0"/>
+    </w:p>
+    <w:p>
+      <w:pPr>
+        <w:rPr>
+          <w:rFonts w:ascii="ＭＳ Ｐゴシック" w:eastAsia="ＭＳ Ｐゴシック" w:hAnsi="ＭＳ Ｐゴシック"/>
+          <w:sz w:val="22"/>
+        </w:rPr>
+      </w:pPr>
+    </w:p>
+    <w:p>
+      <w:pPr>
+        <w:rPr>
+          <w:rFonts w:ascii="ＭＳ Ｐゴシック" w:eastAsia="ＭＳ Ｐゴシック" w:hAnsi="ＭＳ Ｐゴシック"/>
+        </w:rPr>
+      </w:pPr>
+      <w:r>
+        <w:rPr>
+          <w:rFonts w:ascii="ＭＳ Ｐゴシック" w:eastAsia="ＭＳ Ｐゴシック" w:hAnsi="ＭＳ Ｐゴシック"/>
+          <w:sz w:val="22"/>
+        </w:rPr>
+        <w:t>ｐ4：</w:t>
+      </w:r>
+      <w:r>
+        <w:rPr>
+          <w:rFonts w:ascii="ＭＳ Ｐゴシック" w:eastAsia="ＭＳ Ｐゴシック" w:hAnsi="ＭＳ Ｐゴシック" w:hint="eastAsia"/>
+          <w:sz w:val="22"/>
+        </w:rPr>
+        <w:t xml:space="preserve"> </w:t>
+      </w:r>
+      <w:r>
+        <w:rPr>
+          <w:rFonts w:ascii="ＭＳ Ｐゴシック" w:eastAsia="ＭＳ Ｐゴシック" w:hAnsi="ＭＳ Ｐゴシック"/>
+          <w:b/>
+        </w:rPr>
+        <w:t>paw,  shake,  hand</w:t>
+      </w:r>
+      <w:r>
+        <w:rPr>
+          <w:rFonts w:ascii="ＭＳ Ｐゴシック" w:eastAsia="ＭＳ Ｐゴシック" w:hAnsi="ＭＳ Ｐゴシック"/>
+          <w:b/>
+        </w:rPr>
+        <w:t xml:space="preserve">　　　</w:t>
+      </w:r>
+      <w:r>
+        <w:rPr>
+          <w:rFonts w:ascii="ＭＳ Ｐゴシック" w:eastAsia="ＭＳ Ｐゴシック" w:hAnsi="ＭＳ Ｐゴシック"/>
+          <w:b/>
+          <w:color w:val="0070C0"/>
+        </w:rPr>
+        <w:t>お手</w:t>
+      </w:r>
+    </w:p>
+    <w:p>
+      <w:pPr>
+        <w:rPr>
+          <w:rFonts w:ascii="ＭＳ Ｐゴシック" w:eastAsia="ＭＳ Ｐゴシック" w:hAnsi="ＭＳ Ｐゴシック"/>
+          <w:sz w:val="22"/>
+        </w:rPr>
+      </w:pPr>
+    </w:p>
+    <w:p>
+      <w:pPr>
+        <w:rPr>
+          <w:rFonts w:ascii="ＭＳ Ｐゴシック" w:eastAsia="ＭＳ Ｐゴシック" w:hAnsi="ＭＳ Ｐゴシック"/>
+          <w:b/>
+          <w:color w:val="0070C0"/>
+        </w:rPr>
+      </w:pPr>
+      <w:r>
+        <w:rPr>
+          <w:rFonts w:ascii="ＭＳ Ｐゴシック" w:eastAsia="ＭＳ Ｐゴシック" w:hAnsi="ＭＳ Ｐゴシック"/>
+          <w:sz w:val="22"/>
+        </w:rPr>
+        <w:t>ｐ5：</w:t>
+      </w:r>
+      <w:r>
+        <w:rPr>
+          <w:rFonts w:ascii="ＭＳ Ｐゴシック" w:eastAsia="ＭＳ Ｐゴシック" w:hAnsi="ＭＳ Ｐゴシック" w:hint="eastAsia"/>
+          <w:sz w:val="22"/>
+        </w:rPr>
+        <w:t xml:space="preserve"> </w:t>
+      </w:r>
+      <w:r>
+        <w:rPr>
+          <w:rFonts w:ascii="ＭＳ Ｐゴシック" w:eastAsia="ＭＳ Ｐゴシック" w:hAnsi="ＭＳ Ｐゴシック"/>
+          <w:b/>
+        </w:rPr>
+        <w:t>meal,  food,  hungry,  eat</w:t>
+      </w:r>
+      <w:r>
+        <w:rPr>
+          <w:rFonts w:ascii="ＭＳ Ｐゴシック" w:eastAsia="ＭＳ Ｐゴシック" w:hAnsi="ＭＳ Ｐゴシック"/>
+          <w:b/>
+        </w:rPr>
+        <w:t xml:space="preserve">　　　</w:t>
+      </w:r>
+      <w:r>
+        <w:rPr>
+          <w:rFonts w:ascii="ＭＳ Ｐゴシック" w:eastAsia="ＭＳ Ｐゴシック" w:hAnsi="ＭＳ Ｐゴシック"/>
+          <w:b/>
+          <w:color w:val="0070C0"/>
+        </w:rPr>
+        <w:t xml:space="preserve">ごはん　　おいしい　　</w:t>
+      </w:r>
+      <w:r>
+        <w:rPr>
+          <w:rFonts w:ascii="ＭＳ Ｐゴシック" w:eastAsia="ＭＳ Ｐゴシック" w:hAnsi="ＭＳ Ｐゴシック"/>
+          <w:color w:val="0070C0"/>
+        </w:rPr>
+        <w:t>おやつ</w:t>
+      </w:r>
+    </w:p>
+    <w:p>
+      <w:pPr>
+        <w:rPr>
+          <w:rFonts w:ascii="ＭＳ Ｐゴシック" w:eastAsia="ＭＳ Ｐゴシック" w:hAnsi="ＭＳ Ｐゴシック"/>
+          <w:color w:val="0070C0"/>
+          <w:sz w:val="22"/>
+        </w:rPr>
+      </w:pPr>
+    </w:p>
+    <w:p>
+      <w:pPr>
+        <w:rPr>
+          <w:rFonts w:ascii="ＭＳ Ｐゴシック" w:eastAsia="ＭＳ Ｐゴシック" w:hAnsi="ＭＳ Ｐゴシック"/>
+          <w:b/>
+        </w:rPr>
+      </w:pPr>
+      <w:r>
+        <w:rPr>
+          <w:rFonts w:ascii="ＭＳ Ｐゴシック" w:eastAsia="ＭＳ Ｐゴシック" w:hAnsi="ＭＳ Ｐゴシック"/>
+          <w:sz w:val="22"/>
+        </w:rPr>
+        <w:t>ｐ6：</w:t>
+      </w:r>
+      <w:r>
+        <w:rPr>
+          <w:rFonts w:ascii="ＭＳ Ｐゴシック" w:eastAsia="ＭＳ Ｐゴシック" w:hAnsi="ＭＳ Ｐゴシック" w:hint="eastAsia"/>
+          <w:sz w:val="22"/>
+        </w:rPr>
+        <w:t xml:space="preserve"> </w:t>
+      </w:r>
+      <w:r>
+        <w:rPr>
+          <w:rFonts w:ascii="ＭＳ Ｐゴシック" w:eastAsia="ＭＳ Ｐゴシック" w:hAnsi="ＭＳ Ｐゴシック"/>
+          <w:b/>
+        </w:rPr>
+        <w:t>water,  drink,  thirsty</w:t>
+      </w:r>
+      <w:r>
+        <w:rPr>
+          <w:rFonts w:ascii="ＭＳ Ｐゴシック" w:eastAsia="ＭＳ Ｐゴシック" w:hAnsi="ＭＳ Ｐゴシック"/>
+          <w:b/>
+        </w:rPr>
+        <w:t xml:space="preserve">　　　　</w:t>
+      </w:r>
+      <w:r>
+        <w:rPr>
+          <w:rFonts w:ascii="ＭＳ Ｐゴシック" w:eastAsia="ＭＳ Ｐゴシック" w:hAnsi="ＭＳ Ｐゴシック"/>
+          <w:b/>
+          <w:color w:val="0070C0"/>
+        </w:rPr>
+        <w:t xml:space="preserve">　お水　　　</w:t>
+      </w:r>
+      <w:r>
+        <w:rPr>
+          <w:rFonts w:ascii="ＭＳ Ｐゴシック" w:eastAsia="ＭＳ Ｐゴシック" w:hAnsi="ＭＳ Ｐゴシック"/>
+          <w:color w:val="0070C0"/>
+        </w:rPr>
+        <w:t xml:space="preserve">水　</w:t>
+      </w:r>
+      <w:r>
+        <w:rPr>
+          <w:rFonts w:ascii="ＭＳ Ｐゴシック" w:eastAsia="ＭＳ Ｐゴシック" w:hAnsi="ＭＳ Ｐゴシック"/>
+          <w:b/>
+          <w:color w:val="0070C0"/>
+        </w:rPr>
+        <w:t xml:space="preserve">　</w:t>
+      </w:r>
+      <w:r>
+        <w:rPr>
+          <w:rFonts w:ascii="ＭＳ Ｐゴシック" w:eastAsia="ＭＳ Ｐゴシック" w:hAnsi="ＭＳ Ｐゴシック"/>
+          <w:b/>
+        </w:rPr>
+        <w:t xml:space="preserve">　</w:t>
+      </w:r>
+    </w:p>
+    <w:p>
+      <w:pPr>
+        <w:rPr>
+          <w:rFonts w:ascii="ＭＳ Ｐゴシック" w:eastAsia="ＭＳ Ｐゴシック" w:hAnsi="ＭＳ Ｐゴシック"/>
+          <w:sz w:val="22"/>
+        </w:rPr>
+      </w:pPr>
+    </w:p>
+    <w:p>
+      <w:pPr>
+        <w:rPr>
+          <w:rFonts w:ascii="ＭＳ Ｐゴシック" w:eastAsia="ＭＳ Ｐゴシック" w:hAnsi="ＭＳ Ｐゴシック"/>
+        </w:rPr>
+      </w:pPr>
+      <w:r>
+        <w:rPr>
+          <w:rFonts w:ascii="ＭＳ Ｐゴシック" w:eastAsia="ＭＳ Ｐゴシック" w:hAnsi="ＭＳ Ｐゴシック"/>
+          <w:sz w:val="22"/>
+        </w:rPr>
+        <w:t>ｐ7：</w:t>
+      </w:r>
+      <w:r>
+        <w:rPr>
+          <w:rFonts w:ascii="ＭＳ Ｐゴシック" w:eastAsia="ＭＳ Ｐゴシック" w:hAnsi="ＭＳ Ｐゴシック" w:hint="eastAsia"/>
+          <w:sz w:val="22"/>
+        </w:rPr>
+        <w:t xml:space="preserve"> </w:t>
+      </w:r>
+      <w:r>
+        <w:rPr>
+          <w:rFonts w:ascii="ＭＳ Ｐゴシック" w:eastAsia="ＭＳ Ｐゴシック" w:hAnsi="ＭＳ Ｐゴシック"/>
+          <w:b/>
+        </w:rPr>
+        <w:t>toilet,  bathroom,  pee,  poop</w:t>
+      </w:r>
+      <w:r>
+        <w:rPr>
+          <w:rFonts w:ascii="ＭＳ Ｐゴシック" w:eastAsia="ＭＳ Ｐゴシック" w:hAnsi="ＭＳ Ｐゴシック"/>
+          <w:b/>
+        </w:rPr>
+        <w:t xml:space="preserve">　　</w:t>
+      </w:r>
+      <w:r>
+        <w:rPr>
+          <w:rFonts w:ascii="ＭＳ Ｐゴシック" w:eastAsia="ＭＳ Ｐゴシック" w:hAnsi="ＭＳ Ｐゴシック"/>
+          <w:b/>
+          <w:color w:val="0070C0"/>
+        </w:rPr>
+        <w:t xml:space="preserve">　トイレ</w:t>
+      </w:r>
+      <w:r>
+        <w:rPr>
+          <w:rFonts w:ascii="ＭＳ Ｐゴシック" w:eastAsia="ＭＳ Ｐゴシック" w:hAnsi="ＭＳ Ｐゴシック"/>
+          <w:b/>
+          <w:color w:val="0070C0"/>
+        </w:rPr>
+        <w:t xml:space="preserve">　</w:t>
+      </w:r>
+      <w:r>
+        <w:rPr>
+          <w:rFonts w:ascii="ＭＳ Ｐゴシック" w:eastAsia="ＭＳ Ｐゴシック" w:hAnsi="ＭＳ Ｐゴシック"/>
+          <w:b/>
+          <w:color w:val="0070C0"/>
+        </w:rPr>
+        <w:t xml:space="preserve">　おしっこ</w:t>
+      </w:r>
+      <w:r>
+        <w:rPr>
+          <w:rFonts w:ascii="ＭＳ Ｐゴシック" w:eastAsia="ＭＳ Ｐゴシック" w:hAnsi="ＭＳ Ｐゴシック"/>
+          <w:color w:val="0070C0"/>
+        </w:rPr>
+        <w:t xml:space="preserve">　　</w:t>
+      </w:r>
+      <w:r>
+        <w:rPr>
+          <w:rFonts w:ascii="ＭＳ Ｐゴシック" w:eastAsia="ＭＳ Ｐゴシック" w:hAnsi="ＭＳ Ｐゴシック"/>
+          <w:color w:val="0070C0"/>
+        </w:rPr>
+        <w:t>シー</w:t>
+      </w:r>
+    </w:p>
+    <w:p>
+      <w:pPr>
+        <w:rPr>
+          <w:rFonts w:ascii="ＭＳ Ｐゴシック" w:eastAsia="ＭＳ Ｐゴシック" w:hAnsi="ＭＳ Ｐゴシック"/>
+          <w:sz w:val="22"/>
+        </w:rPr>
+      </w:pPr>
+    </w:p>
+    <w:p>
+      <w:pPr>
+        <w:rPr>
+          <w:rFonts w:ascii="ＭＳ Ｐゴシック" w:eastAsia="ＭＳ Ｐゴシック" w:hAnsi="ＭＳ Ｐゴシック"/>
+          <w:color w:val="0070C0"/>
+        </w:rPr>
+      </w:pPr>
+      <w:r>
+        <w:rPr>
+          <w:rFonts w:ascii="ＭＳ Ｐゴシック" w:eastAsia="ＭＳ Ｐゴシック" w:hAnsi="ＭＳ Ｐゴシック"/>
+          <w:sz w:val="22"/>
+        </w:rPr>
+        <w:t>ｐ8</w:t>
+      </w:r>
+      <w:r>
+        <w:rPr>
+          <w:rFonts w:ascii="ＭＳ Ｐゴシック" w:eastAsia="ＭＳ Ｐゴシック" w:hAnsi="ＭＳ Ｐゴシック"/>
+          <w:sz w:val="22"/>
+        </w:rPr>
+        <w:t>：</w:t>
+      </w:r>
+      <w:r>
+        <w:rPr>
+          <w:rFonts w:ascii="ＭＳ Ｐゴシック" w:eastAsia="ＭＳ Ｐゴシック" w:hAnsi="ＭＳ Ｐゴシック" w:hint="eastAsia"/>
+          <w:sz w:val="22"/>
+        </w:rPr>
+        <w:t xml:space="preserve"> </w:t>
+      </w:r>
+      <w:r>
+        <w:rPr>
+          <w:rFonts w:ascii="ＭＳ Ｐゴシック" w:eastAsia="ＭＳ Ｐゴシック" w:hAnsi="ＭＳ Ｐゴシック"/>
+          <w:b/>
+        </w:rPr>
+        <w:t>fetch,  bring it,  get the ball</w:t>
+      </w:r>
+      <w:r>
+        <w:rPr>
+          <w:rFonts w:ascii="ＭＳ Ｐゴシック" w:eastAsia="ＭＳ Ｐゴシック" w:hAnsi="ＭＳ Ｐゴシック"/>
+          <w:b/>
+        </w:rPr>
+        <w:t xml:space="preserve">　　</w:t>
+      </w:r>
+      <w:r>
+        <w:rPr>
+          <w:rFonts w:ascii="ＭＳ Ｐゴシック" w:eastAsia="ＭＳ Ｐゴシック" w:hAnsi="ＭＳ Ｐゴシック"/>
+          <w:b/>
+          <w:color w:val="0070C0"/>
+        </w:rPr>
+        <w:t>もってこい　　おいで</w:t>
+      </w:r>
+    </w:p>
+    <w:p>
+      <w:pPr>
+        <w:rPr>
+          <w:rFonts w:ascii="ＭＳ Ｐゴシック" w:eastAsia="ＭＳ Ｐゴシック" w:hAnsi="ＭＳ Ｐゴシック"/>
+          <w:color w:val="0070C0"/>
+          <w:sz w:val="22"/>
+        </w:rPr>
+      </w:pPr>
+    </w:p>
+    <w:p>
+      <w:pPr>
+        <w:rPr>
+          <w:rFonts w:ascii="ＭＳ Ｐゴシック" w:eastAsia="ＭＳ Ｐゴシック" w:hAnsi="ＭＳ Ｐゴシック"/>
+          <w:b/>
+          <w:color w:val="0070C0"/>
+        </w:rPr>
+      </w:pPr>
+      <w:r>
+        <w:rPr>
+          <w:rFonts w:ascii="ＭＳ Ｐゴシック" w:eastAsia="ＭＳ Ｐゴシック" w:hAnsi="ＭＳ Ｐゴシック"/>
+          <w:sz w:val="22"/>
+        </w:rPr>
+        <w:t>ｐ9：</w:t>
+      </w:r>
+      <w:r>
+        <w:rPr>
+          <w:rFonts w:ascii="ＭＳ Ｐゴシック" w:eastAsia="ＭＳ Ｐゴシック" w:hAnsi="ＭＳ Ｐゴシック" w:hint="eastAsia"/>
+          <w:sz w:val="22"/>
+        </w:rPr>
+        <w:t xml:space="preserve"> </w:t>
+      </w:r>
+      <w:r>
+        <w:rPr>
+          <w:rFonts w:ascii="ＭＳ Ｐゴシック" w:eastAsia="ＭＳ Ｐゴシック" w:hAnsi="ＭＳ Ｐゴシック"/>
+          <w:b/>
+        </w:rPr>
+        <w:t>house,  go home,  your house</w:t>
+      </w:r>
+      <w:r>
+        <w:rPr>
+          <w:rFonts w:ascii="ＭＳ Ｐゴシック" w:eastAsia="ＭＳ Ｐゴシック" w:hAnsi="ＭＳ Ｐゴシック"/>
+          <w:b/>
+        </w:rPr>
+        <w:t xml:space="preserve">　　</w:t>
+      </w:r>
+      <w:r>
+        <w:rPr>
+          <w:rFonts w:ascii="ＭＳ Ｐゴシック" w:eastAsia="ＭＳ Ｐゴシック" w:hAnsi="ＭＳ Ｐゴシック"/>
+          <w:b/>
+          <w:color w:val="0070C0"/>
+        </w:rPr>
+        <w:t xml:space="preserve">ハウス　　おうち　　</w:t>
+      </w:r>
+    </w:p>
+    <w:p>
+      <w:pPr>
+        <w:rPr>
+          <w:rFonts w:ascii="ＭＳ Ｐゴシック" w:eastAsia="ＭＳ Ｐゴシック" w:hAnsi="ＭＳ Ｐゴシック"/>
+          <w:color w:val="0070C0"/>
+          <w:sz w:val="22"/>
+        </w:rPr>
+      </w:pPr>
+    </w:p>
+    <w:p>
+      <w:pPr>
+        <w:rPr>
+          <w:rFonts w:ascii="ＭＳ Ｐゴシック" w:eastAsia="ＭＳ Ｐゴシック" w:hAnsi="ＭＳ Ｐゴシック"/>
+        </w:rPr>
+      </w:pPr>
+      <w:r>
+        <w:rPr>
+          <w:rFonts w:ascii="ＭＳ Ｐゴシック" w:eastAsia="ＭＳ Ｐゴシック" w:hAnsi="ＭＳ Ｐゴシック"/>
+          <w:sz w:val="22"/>
+        </w:rPr>
+        <w:t>ｐ10：</w:t>
+      </w:r>
+      <w:r>
+        <w:rPr>
+          <w:rFonts w:ascii="ＭＳ Ｐゴシック" w:eastAsia="ＭＳ Ｐゴシック" w:hAnsi="ＭＳ Ｐゴシック" w:hint="eastAsia"/>
+          <w:sz w:val="22"/>
+        </w:rPr>
+        <w:t xml:space="preserve"> </w:t>
+      </w:r>
+      <w:r>
+        <w:rPr>
+          <w:rFonts w:ascii="ＭＳ Ｐゴシック" w:eastAsia="ＭＳ Ｐゴシック" w:hAnsi="ＭＳ Ｐゴシック"/>
+          <w:b/>
+        </w:rPr>
+        <w:t>stand,  stand up</w:t>
+      </w:r>
+      <w:r>
+        <w:rPr>
+          <w:rFonts w:ascii="ＭＳ Ｐゴシック" w:eastAsia="ＭＳ Ｐゴシック" w:hAnsi="ＭＳ Ｐゴシック"/>
+          <w:b/>
+        </w:rPr>
+        <w:t xml:space="preserve">　　　　　</w:t>
+      </w:r>
+      <w:r>
+        <w:rPr>
+          <w:rFonts w:ascii="ＭＳ Ｐゴシック" w:eastAsia="ＭＳ Ｐゴシック" w:hAnsi="ＭＳ Ｐゴシック"/>
+          <w:b/>
+          <w:color w:val="0070C0"/>
+        </w:rPr>
+        <w:t xml:space="preserve">チン　　　</w:t>
+      </w:r>
+      <w:r>
+        <w:rPr>
+          <w:rFonts w:ascii="ＭＳ Ｐゴシック" w:eastAsia="ＭＳ Ｐゴシック" w:hAnsi="ＭＳ Ｐゴシック"/>
+          <w:color w:val="0070C0"/>
+        </w:rPr>
+        <w:t>たっち</w:t>
+      </w:r>
+      <w:r>
+        <w:rPr>
+          <w:rFonts w:ascii="ＭＳ Ｐゴシック" w:eastAsia="ＭＳ Ｐゴシック" w:hAnsi="ＭＳ Ｐゴシック"/>
+          <w:b/>
+          <w:color w:val="0070C0"/>
+        </w:rPr>
+        <w:t xml:space="preserve">　</w:t>
+      </w:r>
+      <w:r>
+        <w:rPr>
+          <w:rFonts w:ascii="ＭＳ Ｐゴシック" w:eastAsia="ＭＳ Ｐゴシック" w:hAnsi="ＭＳ Ｐゴシック"/>
+          <w:b/>
+        </w:rPr>
+        <w:t xml:space="preserve">　　</w:t>
+      </w:r>
+    </w:p>
+    <w:p>
+      <w:pPr>
+        <w:rPr>
+          <w:rFonts w:ascii="ＭＳ Ｐゴシック" w:eastAsia="ＭＳ Ｐゴシック" w:hAnsi="ＭＳ Ｐゴシック"/>
+          <w:sz w:val="22"/>
+        </w:rPr>
+      </w:pPr>
+    </w:p>
+    <w:p>
+      <w:pPr>
+        <w:rPr>
+          <w:rFonts w:ascii="ＭＳ Ｐゴシック" w:eastAsia="ＭＳ Ｐゴシック" w:hAnsi="ＭＳ Ｐゴシック"/>
+          <w:color w:val="0070C0"/>
+        </w:rPr>
+      </w:pPr>
+      <w:r>
+        <w:rPr>
+          <w:rFonts w:ascii="ＭＳ Ｐゴシック" w:eastAsia="ＭＳ Ｐゴシック" w:hAnsi="ＭＳ Ｐゴシック"/>
+          <w:sz w:val="22"/>
+        </w:rPr>
+        <w:t>ｐ11：</w:t>
+      </w:r>
+      <w:r>
+        <w:rPr>
+          <w:rFonts w:ascii="ＭＳ Ｐゴシック" w:eastAsia="ＭＳ Ｐゴシック" w:hAnsi="ＭＳ Ｐゴシック" w:hint="eastAsia"/>
+          <w:sz w:val="22"/>
+        </w:rPr>
+        <w:t xml:space="preserve"> </w:t>
+      </w:r>
+      <w:r>
+        <w:rPr>
+          <w:rFonts w:ascii="ＭＳ Ｐゴシック" w:eastAsia="ＭＳ Ｐゴシック" w:hAnsi="ＭＳ Ｐゴシック"/>
+          <w:b/>
+        </w:rPr>
+        <w:t>bath,  groom,  brush</w:t>
+      </w:r>
+      <w:r>
+        <w:rPr>
+          <w:rFonts w:ascii="ＭＳ Ｐゴシック" w:eastAsia="ＭＳ Ｐゴシック" w:hAnsi="ＭＳ Ｐゴシック"/>
+          <w:b/>
+        </w:rPr>
+        <w:t xml:space="preserve">　　　</w:t>
+      </w:r>
+      <w:r>
+        <w:rPr>
+          <w:rFonts w:ascii="ＭＳ Ｐゴシック" w:eastAsia="ＭＳ Ｐゴシック" w:hAnsi="ＭＳ Ｐゴシック"/>
+          <w:b/>
+          <w:color w:val="0070C0"/>
+        </w:rPr>
+        <w:t xml:space="preserve">おふろ　　</w:t>
+      </w:r>
+      <w:r>
+        <w:rPr>
+          <w:rFonts w:ascii="ＭＳ Ｐゴシック" w:eastAsia="ＭＳ Ｐゴシック" w:hAnsi="ＭＳ Ｐゴシック"/>
+          <w:color w:val="0070C0"/>
+        </w:rPr>
+        <w:t>きれいきれい</w:t>
+      </w:r>
+      <w:r>
+        <w:rPr>
+          <w:rFonts w:ascii="ＭＳ Ｐゴシック" w:eastAsia="ＭＳ Ｐゴシック" w:hAnsi="ＭＳ Ｐゴシック"/>
+          <w:b/>
+          <w:color w:val="0070C0"/>
+        </w:rPr>
+        <w:t xml:space="preserve">　</w:t>
+      </w:r>
+    </w:p>
+    <w:p>
+      <w:pPr>
+        <w:rPr>
+          <w:rFonts w:ascii="ＭＳ Ｐゴシック" w:eastAsia="ＭＳ Ｐゴシック" w:hAnsi="ＭＳ Ｐゴシック"/>
+          <w:sz w:val="22"/>
+        </w:rPr>
+      </w:pPr>
+    </w:p>
+    <w:p>
+      <w:pPr>
+        <w:rPr>
+          <w:rFonts w:ascii="ＭＳ Ｐゴシック" w:eastAsia="ＭＳ Ｐゴシック" w:hAnsi="ＭＳ Ｐゴシック"/>
+          <w:sz w:val="22"/>
+        </w:rPr>
+      </w:pPr>
     </w:p>
     <w:p>
       <w:pPr>
